--- a/初二练习册/学生版/秋08 第16讲密度的测量 练习册 教师版.docx
+++ b/初二练习册/学生版/秋08 第16讲密度的测量 练习册 教师版.docx
@@ -618,6 +618,9 @@
         <w:pStyle w:val="123"/>
       </w:pPr>
       <w:r>
+        <w:rPr>
+          <w:noProof/>
+        </w:rPr>
         <w:drawing>
           <wp:inline distT="0" distB="0" distL="0" distR="0" wp14:anchorId="4D761467" wp14:editId="55D768E2">
             <wp:extent cx="3141023" cy="844586"/>
@@ -887,98 +890,6 @@
         <w:pStyle w:val="1230"/>
         <w:ind w:left="588"/>
       </w:pPr>
-      <w:r>
-        <w:t>【答案】（</w:t>
-      </w:r>
-      <w:r>
-        <w:t>3</w:t>
-      </w:r>
-      <w:r>
-        <w:t>）移动游码；</w:t>
-      </w:r>
-      <w:r>
-        <w:t>36</w:t>
-      </w:r>
-      <w:r>
-        <w:t>；（</w:t>
-      </w:r>
-      <w:r>
-        <w:t>4</w:t>
-      </w:r>
-      <w:r>
-        <w:t>）</w:t>
-      </w:r>
-      <w:r>
-        <w:drawing>
-          <wp:inline distT="0" distB="0" distL="0" distR="0" wp14:anchorId="0FDE2379" wp14:editId="20CA0C5E">
-            <wp:extent cx="172192" cy="243444"/>
-            <wp:effectExtent l="0" t="0" r="0" b="4445"/>
-            <wp:docPr id="1978964117" name="图片 59"/>
-            <wp:cNvGraphicFramePr>
-              <a:graphicFrameLocks xmlns:a="http://schemas.openxmlformats.org/drawingml/2006/main" noChangeAspect="1"/>
-            </wp:cNvGraphicFramePr>
-            <a:graphic xmlns:a="http://schemas.openxmlformats.org/drawingml/2006/main">
-              <a:graphicData uri="http://schemas.openxmlformats.org/drawingml/2006/picture">
-                <pic:pic xmlns:pic="http://schemas.openxmlformats.org/drawingml/2006/picture">
-                  <pic:nvPicPr>
-                    <pic:cNvPr id="0" name="Picture 125"/>
-                    <pic:cNvPicPr>
-                      <a:picLocks noChangeAspect="1" noChangeArrowheads="1"/>
-                    </pic:cNvPicPr>
-                  </pic:nvPicPr>
-                  <pic:blipFill>
-                    <a:blip r:embed="rId14">
-                      <a:extLst>
-                        <a:ext uri="{28A0092B-C50C-407E-A947-70E740481C1C}">
-                          <a14:useLocalDpi xmlns:a14="http://schemas.microsoft.com/office/drawing/2010/main" val="0"/>
-                        </a:ext>
-                      </a:extLst>
-                    </a:blip>
-                    <a:srcRect/>
-                    <a:stretch>
-                      <a:fillRect/>
-                    </a:stretch>
-                  </pic:blipFill>
-                  <pic:spPr bwMode="auto">
-                    <a:xfrm>
-                      <a:off x="0" y="0"/>
-                      <a:ext cx="177469" cy="250904"/>
-                    </a:xfrm>
-                    <a:prstGeom prst="rect">
-                      <a:avLst/>
-                    </a:prstGeom>
-                    <a:noFill/>
-                    <a:ln>
-                      <a:noFill/>
-                    </a:ln>
-                  </pic:spPr>
-                </pic:pic>
-              </a:graphicData>
-            </a:graphic>
-          </wp:inline>
-        </w:drawing>
-      </w:r>
-      <w:r>
-        <w:t>；</w:t>
-      </w:r>
-      <w:r>
-        <w:t>1.1</w:t>
-      </w:r>
-      <w:r>
-        <w:t>；</w:t>
-      </w:r>
-      <w:r>
-        <w:t>1.1×10</w:t>
-      </w:r>
-      <w:r>
-        <w:rPr>
-          <w:vertAlign w:val="superscript"/>
-        </w:rPr>
-        <w:t>3</w:t>
-      </w:r>
-      <w:r>
-        <w:t>。</w:t>
-      </w:r>
     </w:p>
     <w:p>
       <w:pPr>
@@ -1211,6 +1122,9 @@
         <w:pStyle w:val="123"/>
       </w:pPr>
       <w:r>
+        <w:rPr>
+          <w:noProof/>
+        </w:rPr>
         <w:drawing>
           <wp:inline distT="0" distB="0" distL="0" distR="0" wp14:anchorId="66235E3C" wp14:editId="75E31503">
             <wp:extent cx="2571008" cy="1418936"/>
@@ -1229,7 +1143,7 @@
                     </pic:cNvPicPr>
                   </pic:nvPicPr>
                   <pic:blipFill>
-                    <a:blip r:embed="rId15">
+                    <a:blip r:embed="rId14">
                       <a:extLst>
                         <a:ext uri="{28A0092B-C50C-407E-A947-70E740481C1C}">
                           <a14:useLocalDpi xmlns:a14="http://schemas.microsoft.com/office/drawing/2010/main" val="0"/>
@@ -1269,21 +1183,6 @@
         <w:pStyle w:val="1230"/>
         <w:ind w:left="588"/>
       </w:pPr>
-      <w:r>
-        <w:t>【答案】</w:t>
-      </w:r>
-      <w:r>
-        <w:t>48.4</w:t>
-      </w:r>
-      <w:r>
-        <w:t>；</w:t>
-      </w:r>
-      <w:r>
-        <w:t>20</w:t>
-      </w:r>
-      <w:r>
-        <w:t>。</w:t>
-      </w:r>
     </w:p>
     <w:p>
       <w:pPr>
@@ -1298,6 +1197,12 @@
         <w:rPr>
           <w:rFonts w:hint="eastAsia"/>
         </w:rPr>
+      </w:pPr>
+    </w:p>
+    <w:p>
+      <w:pPr>
+        <w:pStyle w:val="1230"/>
+        <w:ind w:left="588"/>
       </w:pPr>
     </w:p>
     <w:p>
@@ -1504,6 +1409,9 @@
         <w:pStyle w:val="123"/>
       </w:pPr>
       <w:r>
+        <w:rPr>
+          <w:noProof/>
+        </w:rPr>
         <w:drawing>
           <wp:inline distT="0" distB="0" distL="0" distR="0" wp14:anchorId="5803974C" wp14:editId="021915E0">
             <wp:extent cx="3509158" cy="1157424"/>
@@ -1522,7 +1430,7 @@
                     </pic:cNvPicPr>
                   </pic:nvPicPr>
                   <pic:blipFill>
-                    <a:blip r:embed="rId16">
+                    <a:blip r:embed="rId15">
                       <a:extLst>
                         <a:ext uri="{28A0092B-C50C-407E-A947-70E740481C1C}">
                           <a14:useLocalDpi xmlns:a14="http://schemas.microsoft.com/office/drawing/2010/main" val="0"/>
@@ -1947,9 +1855,6 @@
     <w:p>
       <w:pPr>
         <w:pStyle w:val="123"/>
-        <w:rPr>
-          <w:rFonts w:hint="eastAsia"/>
-        </w:rPr>
       </w:pPr>
       <w:r>
         <w:rPr>
@@ -1963,110 +1868,6 @@
         <w:pStyle w:val="1230"/>
         <w:ind w:left="588"/>
       </w:pPr>
-      <w:r>
-        <w:t>【答案】（</w:t>
-      </w:r>
-      <w:r>
-        <w:t>1</w:t>
-      </w:r>
-      <w:r>
-        <w:t>）</w:t>
-      </w:r>
-      <w:r>
-        <w:rPr>
-          <w:rFonts w:ascii="Cambria Math" w:hAnsi="Cambria Math" w:cs="Cambria Math"/>
-        </w:rPr>
-        <w:t>①</w:t>
-      </w:r>
-      <w:r>
-        <w:t>右；</w:t>
-      </w:r>
-      <w:r>
-        <w:rPr>
-          <w:rFonts w:ascii="Cambria Math" w:hAnsi="Cambria Math" w:cs="Cambria Math"/>
-        </w:rPr>
-        <w:t>②</w:t>
-      </w:r>
-      <w:r>
-        <w:t>62</w:t>
-      </w:r>
-      <w:r>
-        <w:t>；</w:t>
-      </w:r>
-      <w:r>
-        <w:t>0.8</w:t>
-      </w:r>
-      <w:r>
-        <w:t>；</w:t>
-      </w:r>
-      <w:r>
-        <w:rPr>
-          <w:rFonts w:ascii="Cambria Math" w:hAnsi="Cambria Math" w:cs="Cambria Math"/>
-        </w:rPr>
-        <w:t>③</w:t>
-      </w:r>
-      <w:r>
-        <w:t>大；（</w:t>
-      </w:r>
-      <w:r>
-        <w:t>2</w:t>
-      </w:r>
-      <w:r>
-        <w:t>）</w:t>
-      </w:r>
-      <w:r>
-        <w:drawing>
-          <wp:inline distT="0" distB="0" distL="0" distR="0" wp14:anchorId="76FEBD2B" wp14:editId="61C739B4">
-            <wp:extent cx="480951" cy="313000"/>
-            <wp:effectExtent l="0" t="0" r="0" b="0"/>
-            <wp:docPr id="1406027022" name="图片 56"/>
-            <wp:cNvGraphicFramePr>
-              <a:graphicFrameLocks xmlns:a="http://schemas.openxmlformats.org/drawingml/2006/main" noChangeAspect="1"/>
-            </wp:cNvGraphicFramePr>
-            <a:graphic xmlns:a="http://schemas.openxmlformats.org/drawingml/2006/main">
-              <a:graphicData uri="http://schemas.openxmlformats.org/drawingml/2006/picture">
-                <pic:pic xmlns:pic="http://schemas.openxmlformats.org/drawingml/2006/picture">
-                  <pic:nvPicPr>
-                    <pic:cNvPr id="0" name="Picture 128"/>
-                    <pic:cNvPicPr>
-                      <a:picLocks noChangeAspect="1" noChangeArrowheads="1"/>
-                    </pic:cNvPicPr>
-                  </pic:nvPicPr>
-                  <pic:blipFill>
-                    <a:blip r:embed="rId17">
-                      <a:extLst>
-                        <a:ext uri="{28A0092B-C50C-407E-A947-70E740481C1C}">
-                          <a14:useLocalDpi xmlns:a14="http://schemas.microsoft.com/office/drawing/2010/main" val="0"/>
-                        </a:ext>
-                      </a:extLst>
-                    </a:blip>
-                    <a:srcRect/>
-                    <a:stretch>
-                      <a:fillRect/>
-                    </a:stretch>
-                  </pic:blipFill>
-                  <pic:spPr bwMode="auto">
-                    <a:xfrm>
-                      <a:off x="0" y="0"/>
-                      <a:ext cx="485856" cy="316192"/>
-                    </a:xfrm>
-                    <a:prstGeom prst="rect">
-                      <a:avLst/>
-                    </a:prstGeom>
-                    <a:noFill/>
-                    <a:ln>
-                      <a:noFill/>
-                    </a:ln>
-                  </pic:spPr>
-                </pic:pic>
-              </a:graphicData>
-            </a:graphic>
-          </wp:inline>
-        </w:drawing>
-      </w:r>
-      <w:r>
-        <w:t>；先将石块泡在水里，使其吸收足够的水，然后再按照常规方法测出其体积。</w:t>
-      </w:r>
     </w:p>
     <w:p>
       <w:pPr>
@@ -2096,6 +1897,24 @@
       <w:pPr>
         <w:pStyle w:val="1230"/>
         <w:ind w:left="588"/>
+      </w:pPr>
+    </w:p>
+    <w:p>
+      <w:pPr>
+        <w:pStyle w:val="1230"/>
+        <w:ind w:left="588"/>
+        <w:rPr>
+          <w:color w:val="000000" w:themeColor="text1"/>
+        </w:rPr>
+      </w:pPr>
+    </w:p>
+    <w:p>
+      <w:pPr>
+        <w:pStyle w:val="1230"/>
+        <w:ind w:left="588"/>
+        <w:rPr>
+          <w:color w:val="000000" w:themeColor="text1"/>
+        </w:rPr>
       </w:pPr>
     </w:p>
     <w:p>
@@ -2292,6 +2111,9 @@
         <w:pStyle w:val="123"/>
       </w:pPr>
       <w:r>
+        <w:rPr>
+          <w:noProof/>
+        </w:rPr>
         <w:drawing>
           <wp:inline distT="0" distB="0" distL="0" distR="0" wp14:anchorId="57349AE6" wp14:editId="6FCDE124">
             <wp:extent cx="2951018" cy="1507309"/>
@@ -2310,7 +2132,7 @@
                     </pic:cNvPicPr>
                   </pic:nvPicPr>
                   <pic:blipFill>
-                    <a:blip r:embed="rId18">
+                    <a:blip r:embed="rId16">
                       <a:extLst>
                         <a:ext uri="{28A0092B-C50C-407E-A947-70E740481C1C}">
                           <a14:useLocalDpi xmlns:a14="http://schemas.microsoft.com/office/drawing/2010/main" val="0"/>
@@ -2663,18 +2485,40 @@
     <w:p>
       <w:pPr>
         <w:pStyle w:val="123"/>
+      </w:pPr>
+      <w:r>
+        <w:rPr>
+          <w:rFonts w:ascii="Cambria Math" w:hAnsi="Cambria Math" w:cs="Cambria Math"/>
+        </w:rPr>
+        <w:t>④</w:t>
+      </w:r>
+      <w:r>
+        <w:t>算出铌合金块的密度是</w:t>
+      </w:r>
+      <w:r>
+        <w:rPr>
+          <w:u w:val="single"/>
+        </w:rPr>
+        <w:t xml:space="preserve"> </w:t>
+      </w:r>
+      <w:r>
         <w:rPr>
           <w:rFonts w:hint="eastAsia"/>
-        </w:rPr>
-      </w:pPr>
-      <w:r>
-        <w:rPr>
-          <w:rFonts w:ascii="Cambria Math" w:hAnsi="Cambria Math" w:cs="Cambria Math"/>
-        </w:rPr>
-        <w:t>④</w:t>
-      </w:r>
-      <w:r>
-        <w:t>算出铌合金块的密度是</w:t>
+          <w:u w:val="single"/>
+        </w:rPr>
+        <w:t xml:space="preserve">       </w:t>
+      </w:r>
+      <w:r>
+        <w:t xml:space="preserve"> kg/m</w:t>
+      </w:r>
+      <w:r>
+        <w:rPr>
+          <w:vertAlign w:val="superscript"/>
+        </w:rPr>
+        <w:t>3</w:t>
+      </w:r>
+      <w:r>
+        <w:t>，与真实值相比，该测量值</w:t>
       </w:r>
       <w:r>
         <w:rPr>
@@ -2687,19 +2531,55 @@
           <w:rFonts w:hint="eastAsia"/>
           <w:u w:val="single"/>
         </w:rPr>
-        <w:t xml:space="preserve">       </w:t>
-      </w:r>
-      <w:r>
-        <w:t xml:space="preserve"> kg/m</w:t>
-      </w:r>
-      <w:r>
-        <w:rPr>
-          <w:vertAlign w:val="superscript"/>
-        </w:rPr>
-        <w:t>3</w:t>
-      </w:r>
-      <w:r>
-        <w:t>，与真实值相比，该测量值</w:t>
+        <w:t xml:space="preserve">    </w:t>
+      </w:r>
+      <w:r>
+        <w:rPr>
+          <w:u w:val="single"/>
+        </w:rPr>
+        <w:t xml:space="preserve"> </w:t>
+      </w:r>
+      <w:r>
+        <w:t xml:space="preserve"> </w:t>
+      </w:r>
+      <w:r>
+        <w:t>（选填</w:t>
+      </w:r>
+      <w:r>
+        <w:t>“</w:t>
+      </w:r>
+      <w:r>
+        <w:t>偏大</w:t>
+      </w:r>
+      <w:r>
+        <w:t>”</w:t>
+      </w:r>
+      <w:r>
+        <w:t>、</w:t>
+      </w:r>
+      <w:r>
+        <w:t>“</w:t>
+      </w:r>
+      <w:r>
+        <w:t>偏小</w:t>
+      </w:r>
+      <w:r>
+        <w:t>”</w:t>
+      </w:r>
+      <w:r>
+        <w:t>、</w:t>
+      </w:r>
+      <w:r>
+        <w:t>“</w:t>
+      </w:r>
+      <w:r>
+        <w:t>准确</w:t>
+      </w:r>
+      <w:r>
+        <w:t>”</w:t>
+      </w:r>
+      <w:r>
+        <w:t>），原因是</w:t>
       </w:r>
       <w:r>
         <w:rPr>
@@ -2712,55 +2592,7 @@
           <w:rFonts w:hint="eastAsia"/>
           <w:u w:val="single"/>
         </w:rPr>
-        <w:t xml:space="preserve">    </w:t>
-      </w:r>
-      <w:r>
-        <w:rPr>
-          <w:u w:val="single"/>
-        </w:rPr>
-        <w:t xml:space="preserve"> </w:t>
-      </w:r>
-      <w:r>
-        <w:t xml:space="preserve"> </w:t>
-      </w:r>
-      <w:r>
-        <w:t>（选填</w:t>
-      </w:r>
-      <w:r>
-        <w:t>“</w:t>
-      </w:r>
-      <w:r>
-        <w:t>偏大</w:t>
-      </w:r>
-      <w:r>
-        <w:t>”</w:t>
-      </w:r>
-      <w:r>
-        <w:t>、</w:t>
-      </w:r>
-      <w:r>
-        <w:t>“</w:t>
-      </w:r>
-      <w:r>
-        <w:t>偏小</w:t>
-      </w:r>
-      <w:r>
-        <w:t>”</w:t>
-      </w:r>
-      <w:r>
-        <w:t>、</w:t>
-      </w:r>
-      <w:r>
-        <w:t>“</w:t>
-      </w:r>
-      <w:r>
-        <w:t>准确</w:t>
-      </w:r>
-      <w:r>
-        <w:t>”</w:t>
-      </w:r>
-      <w:r>
-        <w:t>），原因是</w:t>
+        <w:t xml:space="preserve">                                 </w:t>
       </w:r>
       <w:r>
         <w:rPr>
@@ -2773,28 +2605,12 @@
           <w:rFonts w:hint="eastAsia"/>
           <w:u w:val="single"/>
         </w:rPr>
-        <w:t xml:space="preserve">                                 </w:t>
-      </w:r>
-      <w:r>
-        <w:rPr>
-          <w:u w:val="single"/>
-        </w:rPr>
-        <w:t xml:space="preserve"> </w:t>
-      </w:r>
-      <w:r>
-        <w:rPr>
-          <w:rFonts w:hint="eastAsia"/>
-          <w:u w:val="single"/>
-        </w:rPr>
         <w:t xml:space="preserve">  </w:t>
       </w:r>
     </w:p>
     <w:p>
       <w:pPr>
         <w:pStyle w:val="123"/>
-        <w:rPr>
-          <w:rFonts w:hint="eastAsia"/>
-        </w:rPr>
       </w:pPr>
       <w:r>
         <w:rPr>
@@ -2808,86 +2624,6 @@
         <w:pStyle w:val="1230"/>
         <w:ind w:left="588"/>
       </w:pPr>
-      <w:r>
-        <w:t>【答案】（</w:t>
-      </w:r>
-      <w:r>
-        <w:t>1</w:t>
-      </w:r>
-      <w:r>
-        <w:t>）</w:t>
-      </w:r>
-      <w:r>
-        <w:t>2.00</w:t>
-      </w:r>
-      <w:r>
-        <w:t>；向右移动游码；</w:t>
-      </w:r>
-      <w:r>
-        <w:t>68.8</w:t>
-      </w:r>
-      <w:r>
-        <w:t>；（</w:t>
-      </w:r>
-      <w:r>
-        <w:t>2</w:t>
-      </w:r>
-      <w:r>
-        <w:t>）</w:t>
-      </w:r>
-      <w:r>
-        <w:rPr>
-          <w:rFonts w:ascii="Cambria Math" w:hAnsi="Cambria Math" w:cs="Cambria Math"/>
-        </w:rPr>
-        <w:t>③</w:t>
-      </w:r>
-      <w:r>
-        <w:t>标记</w:t>
-      </w:r>
-      <w:r>
-        <w:t>B</w:t>
-      </w:r>
-      <w:r>
-        <w:t>；</w:t>
-      </w:r>
-      <w:r>
-        <w:t>7.8</w:t>
-      </w:r>
-      <w:r>
-        <w:t>；</w:t>
-      </w:r>
-      <w:r>
-        <w:rPr>
-          <w:rFonts w:ascii="Cambria Math" w:hAnsi="Cambria Math" w:cs="Cambria Math"/>
-        </w:rPr>
-        <w:t>④</w:t>
-      </w:r>
-      <w:r>
-        <w:t>8.8×10</w:t>
-      </w:r>
-      <w:r>
-        <w:rPr>
-          <w:vertAlign w:val="superscript"/>
-        </w:rPr>
-        <w:t>3</w:t>
-      </w:r>
-      <w:r>
-        <w:t>；准确；在取出</w:t>
-      </w:r>
-      <w:proofErr w:type="gramStart"/>
-      <w:r>
-        <w:t>铌</w:t>
-      </w:r>
-      <w:proofErr w:type="gramEnd"/>
-      <w:r>
-        <w:t>合金块时会带走一部分水，但又补水达到标记</w:t>
-      </w:r>
-      <w:r>
-        <w:t>B</w:t>
-      </w:r>
-      <w:r>
-        <w:t>处，故对测量没有造成影响。</w:t>
-      </w:r>
     </w:p>
     <w:p>
       <w:pPr>
@@ -2944,6 +2680,18 @@
         <w:rPr>
           <w:rFonts w:hint="eastAsia"/>
         </w:rPr>
+      </w:pPr>
+    </w:p>
+    <w:p>
+      <w:pPr>
+        <w:pStyle w:val="1230"/>
+        <w:ind w:left="588"/>
+      </w:pPr>
+    </w:p>
+    <w:p>
+      <w:pPr>
+        <w:pStyle w:val="1230"/>
+        <w:ind w:left="588"/>
       </w:pPr>
     </w:p>
     <w:p>
@@ -3120,11 +2868,11 @@
     <w:p>
       <w:pPr>
         <w:pStyle w:val="123"/>
-        <w:rPr>
-          <w:rFonts w:hint="eastAsia"/>
-        </w:rPr>
-      </w:pPr>
-      <w:r>
+      </w:pPr>
+      <w:r>
+        <w:rPr>
+          <w:noProof/>
+        </w:rPr>
         <w:drawing>
           <wp:inline distT="0" distB="0" distL="0" distR="0" wp14:anchorId="2656AABC" wp14:editId="14060D6D">
             <wp:extent cx="3811979" cy="1080452"/>
@@ -3143,7 +2891,7 @@
                     </pic:cNvPicPr>
                   </pic:nvPicPr>
                   <pic:blipFill>
-                    <a:blip r:embed="rId19">
+                    <a:blip r:embed="rId17">
                       <a:extLst>
                         <a:ext uri="{28A0092B-C50C-407E-A947-70E740481C1C}">
                           <a14:useLocalDpi xmlns:a14="http://schemas.microsoft.com/office/drawing/2010/main" val="0"/>
@@ -3256,9 +3004,6 @@
     <w:p>
       <w:pPr>
         <w:pStyle w:val="123"/>
-        <w:rPr>
-          <w:rFonts w:hint="eastAsia"/>
-        </w:rPr>
       </w:pPr>
     </w:p>
     <w:p>
@@ -3443,51 +3188,6 @@
         <w:pStyle w:val="1230"/>
         <w:ind w:left="588"/>
       </w:pPr>
-      <w:r>
-        <w:t>【答案】（</w:t>
-      </w:r>
-      <w:r>
-        <w:t>1</w:t>
-      </w:r>
-      <w:r>
-        <w:t>）</w:t>
-      </w:r>
-      <w:r>
-        <w:t>2.6g</w:t>
-      </w:r>
-      <w:r>
-        <w:t>；（</w:t>
-      </w:r>
-      <w:r>
-        <w:t>2</w:t>
-      </w:r>
-      <w:r>
-        <w:t>）摇出</w:t>
-      </w:r>
-      <w:r>
-        <w:t>“</w:t>
-      </w:r>
-      <w:r>
-        <w:t>花生</w:t>
-      </w:r>
-      <w:r>
-        <w:t>”</w:t>
-      </w:r>
-      <w:r>
-        <w:t>表面的气泡；（</w:t>
-      </w:r>
-      <w:r>
-        <w:t>3</w:t>
-      </w:r>
-      <w:r>
-        <w:t>）</w:t>
-      </w:r>
-      <w:r>
-        <w:t>2.6</w:t>
-      </w:r>
-      <w:r>
-        <w:t>；大。</w:t>
-      </w:r>
     </w:p>
     <w:p>
       <w:pPr>
@@ -3497,6 +3197,7 @@
       <w:r>
         <w:rPr>
           <w:rStyle w:val="af1"/>
+          <w:noProof/>
         </w:rPr>
         <mc:AlternateContent>
           <mc:Choice Requires="wps">
@@ -3676,10 +3377,13 @@
         <w:t>和量筒做了如下实验：</w:t>
       </w:r>
       <w:r>
+        <w:rPr>
+          <w:noProof/>
+        </w:rPr>
         <w:drawing>
-          <wp:inline distT="0" distB="0" distL="0" distR="0" wp14:anchorId="34F82F60" wp14:editId="10D85B7D">
-            <wp:extent cx="3129148" cy="1867395"/>
-            <wp:effectExtent l="0" t="0" r="0" b="0"/>
+          <wp:inline distT="0" distB="0" distL="0" distR="0" wp14:anchorId="34F82F60" wp14:editId="70728046">
+            <wp:extent cx="1765300" cy="1053486"/>
+            <wp:effectExtent l="0" t="0" r="6350" b="0"/>
             <wp:docPr id="1893462090" name="图片 52"/>
             <wp:cNvGraphicFramePr>
               <a:graphicFrameLocks xmlns:a="http://schemas.openxmlformats.org/drawingml/2006/main" noChangeAspect="1"/>
@@ -3694,7 +3398,7 @@
                     </pic:cNvPicPr>
                   </pic:nvPicPr>
                   <pic:blipFill>
-                    <a:blip r:embed="rId20">
+                    <a:blip r:embed="rId18">
                       <a:extLst>
                         <a:ext uri="{28A0092B-C50C-407E-A947-70E740481C1C}">
                           <a14:useLocalDpi xmlns:a14="http://schemas.microsoft.com/office/drawing/2010/main" val="0"/>
@@ -3709,7 +3413,7 @@
                   <pic:spPr bwMode="auto">
                     <a:xfrm>
                       <a:off x="0" y="0"/>
-                      <a:ext cx="3136567" cy="1871822"/>
+                      <a:ext cx="1783820" cy="1064538"/>
                     </a:xfrm>
                     <a:prstGeom prst="rect">
                       <a:avLst/>
@@ -3958,7 +3662,6 @@
         <w:pStyle w:val="123"/>
       </w:pPr>
       <w:r>
-        <w:lastRenderedPageBreak/>
         <w:t>c</w:t>
       </w:r>
       <w:r>
@@ -3980,6 +3683,9 @@
     <w:p>
       <w:pPr>
         <w:pStyle w:val="123"/>
+        <w:rPr>
+          <w:rFonts w:hint="eastAsia"/>
+        </w:rPr>
       </w:pPr>
       <w:r>
         <w:t>d</w:t>
@@ -4006,6 +3712,9 @@
         <w:t xml:space="preserve"> </w:t>
       </w:r>
       <w:r>
+        <w:rPr>
+          <w:noProof/>
+        </w:rPr>
         <w:drawing>
           <wp:inline distT="0" distB="0" distL="0" distR="0" wp14:anchorId="303E3591" wp14:editId="596FEFD8">
             <wp:extent cx="600075" cy="390525"/>
@@ -4024,7 +3733,7 @@
                     </pic:cNvPicPr>
                   </pic:nvPicPr>
                   <pic:blipFill>
-                    <a:blip r:embed="rId21">
+                    <a:blip r:embed="rId19">
                       <a:extLst>
                         <a:ext uri="{28A0092B-C50C-407E-A947-70E740481C1C}">
                           <a14:useLocalDpi xmlns:a14="http://schemas.microsoft.com/office/drawing/2010/main" val="0"/>
@@ -4089,110 +3798,14 @@
     </w:p>
     <w:p>
       <w:pPr>
-        <w:pStyle w:val="1230"/>
-        <w:ind w:left="588"/>
-      </w:pPr>
-      <w:r>
-        <w:t>【答案】</w:t>
-      </w:r>
-      <w:r>
-        <w:t>（</w:t>
-      </w:r>
-      <w:r>
-        <w:t>1</w:t>
-      </w:r>
-      <w:r>
-        <w:t>）标尺左端零刻线；平衡螺母向左调；（</w:t>
-      </w:r>
-      <w:r>
-        <w:t>2</w:t>
-      </w:r>
-      <w:r>
-        <w:t>）</w:t>
-      </w:r>
-      <w:r>
-        <w:t>45</w:t>
-      </w:r>
-      <w:r>
-        <w:t>；</w:t>
-      </w:r>
-      <w:r>
-        <w:t>1.125×103</w:t>
-      </w:r>
-      <w:r>
-        <w:t>；（</w:t>
-      </w:r>
-      <w:r>
-        <w:t>3</w:t>
-      </w:r>
-      <w:r>
-        <w:t>）装满水；</w:t>
-      </w:r>
-      <w:r>
-        <w:drawing>
-          <wp:inline distT="0" distB="0" distL="0" distR="0" wp14:anchorId="76738373" wp14:editId="4886CE2F">
-            <wp:extent cx="657225" cy="400050"/>
-            <wp:effectExtent l="0" t="0" r="9525" b="0"/>
-            <wp:docPr id="350070779" name="图片 1"/>
-            <wp:cNvGraphicFramePr>
-              <a:graphicFrameLocks xmlns:a="http://schemas.openxmlformats.org/drawingml/2006/main" noChangeAspect="1"/>
-            </wp:cNvGraphicFramePr>
-            <a:graphic xmlns:a="http://schemas.openxmlformats.org/drawingml/2006/main">
-              <a:graphicData uri="http://schemas.openxmlformats.org/drawingml/2006/picture">
-                <pic:pic xmlns:pic="http://schemas.openxmlformats.org/drawingml/2006/picture">
-                  <pic:nvPicPr>
-                    <pic:cNvPr id="350070779" name=""/>
-                    <pic:cNvPicPr/>
-                  </pic:nvPicPr>
-                  <pic:blipFill>
-                    <a:blip r:embed="rId22"/>
-                    <a:stretch>
-                      <a:fillRect/>
-                    </a:stretch>
-                  </pic:blipFill>
-                  <pic:spPr>
-                    <a:xfrm>
-                      <a:off x="0" y="0"/>
-                      <a:ext cx="657225" cy="400050"/>
-                    </a:xfrm>
-                    <a:prstGeom prst="rect">
-                      <a:avLst/>
-                    </a:prstGeom>
-                  </pic:spPr>
-                </pic:pic>
-              </a:graphicData>
-            </a:graphic>
-          </wp:inline>
-        </w:drawing>
-      </w:r>
-      <w:r>
-        <w:t>。</w:t>
-      </w:r>
-    </w:p>
-    <w:p>
-      <w:pPr>
         <w:pStyle w:val="af0"/>
         <w:ind w:left="672" w:hanging="672"/>
       </w:pPr>
-    </w:p>
-    <w:p>
-      <w:pPr>
-        <w:pStyle w:val="af0"/>
-        <w:ind w:left="319" w:hangingChars="152" w:hanging="319"/>
-        <w:rPr>
-          <w:rFonts w:hint="eastAsia"/>
-        </w:rPr>
-      </w:pPr>
-    </w:p>
-    <w:p>
-      <w:pPr>
-        <w:pStyle w:val="af0"/>
-        <w:ind w:left="672" w:hanging="672"/>
-      </w:pPr>
       <w:r>
         <w:rPr>
           <w:noProof/>
         </w:rPr>
+        <w:lastRenderedPageBreak/>
         <mc:AlternateContent>
           <mc:Choice Requires="wps">
             <w:drawing>
@@ -4359,6 +3972,9 @@
         <w:pStyle w:val="123"/>
       </w:pPr>
       <w:r>
+        <w:rPr>
+          <w:noProof/>
+        </w:rPr>
         <w:drawing>
           <wp:inline distT="0" distB="0" distL="0" distR="0" wp14:anchorId="5D99BE49" wp14:editId="7912CE83">
             <wp:extent cx="2012867" cy="870030"/>
@@ -4377,7 +3993,7 @@
                     </pic:cNvPicPr>
                   </pic:nvPicPr>
                   <pic:blipFill>
-                    <a:blip r:embed="rId23">
+                    <a:blip r:embed="rId20">
                       <a:extLst>
                         <a:ext uri="{28A0092B-C50C-407E-A947-70E740481C1C}">
                           <a14:useLocalDpi xmlns:a14="http://schemas.microsoft.com/office/drawing/2010/main" val="0"/>
@@ -4637,68 +4253,65 @@
     <w:p>
       <w:pPr>
         <w:pStyle w:val="123"/>
+      </w:pPr>
+      <w:r>
+        <w:t>分析：此测量值比真实值偏</w:t>
+      </w:r>
+      <w:r>
+        <w:t xml:space="preserve"> </w:t>
+      </w:r>
+      <w:r>
+        <w:rPr>
+          <w:u w:val="single"/>
+        </w:rPr>
+        <w:t xml:space="preserve"> </w:t>
+      </w:r>
+      <w:r>
         <w:rPr>
           <w:rFonts w:hint="eastAsia"/>
-        </w:rPr>
-      </w:pPr>
-      <w:r>
-        <w:t>分析：此测量值比真实值偏</w:t>
-      </w:r>
-      <w:r>
-        <w:t xml:space="preserve"> </w:t>
-      </w:r>
-      <w:r>
-        <w:rPr>
-          <w:u w:val="single"/>
-        </w:rPr>
-        <w:t xml:space="preserve"> </w:t>
+          <w:u w:val="single"/>
+        </w:rPr>
+        <w:t xml:space="preserve"> </w:t>
+      </w:r>
+      <w:r>
+        <w:rPr>
+          <w:u w:val="single"/>
+        </w:rPr>
+        <w:t xml:space="preserve"> </w:t>
+      </w:r>
+      <w:r>
+        <w:t xml:space="preserve"> </w:t>
+      </w:r>
+      <w:r>
+        <w:t>（选填</w:t>
+      </w:r>
+      <w:r>
+        <w:t>“</w:t>
+      </w:r>
+      <w:r>
+        <w:t>大</w:t>
+      </w:r>
+      <w:r>
+        <w:t>”</w:t>
+      </w:r>
+      <w:r>
+        <w:t>、</w:t>
+      </w:r>
+      <w:r>
+        <w:t>“</w:t>
+      </w:r>
+      <w:r>
+        <w:t>小</w:t>
+      </w:r>
+      <w:r>
+        <w:t>”</w:t>
+      </w:r>
+      <w:r>
+        <w:t>），判断的依据是</w:t>
       </w:r>
       <w:r>
         <w:rPr>
           <w:rFonts w:hint="eastAsia"/>
-          <w:u w:val="single"/>
-        </w:rPr>
-        <w:t xml:space="preserve"> </w:t>
-      </w:r>
-      <w:r>
-        <w:rPr>
-          <w:u w:val="single"/>
-        </w:rPr>
-        <w:t xml:space="preserve"> </w:t>
-      </w:r>
-      <w:r>
-        <w:t xml:space="preserve"> </w:t>
-      </w:r>
-      <w:r>
-        <w:t>（选填</w:t>
-      </w:r>
-      <w:r>
-        <w:t>“</w:t>
-      </w:r>
-      <w:r>
-        <w:t>大</w:t>
-      </w:r>
-      <w:r>
-        <w:t>”</w:t>
-      </w:r>
-      <w:r>
-        <w:t>、</w:t>
-      </w:r>
-      <w:r>
-        <w:t>“</w:t>
-      </w:r>
-      <w:r>
-        <w:t>小</w:t>
-      </w:r>
-      <w:r>
-        <w:t>”</w:t>
-      </w:r>
-      <w:r>
-        <w:t>），判断的依据是</w:t>
-      </w:r>
-      <w:r>
-        <w:rPr>
-          <w:rFonts w:hint="eastAsia"/>
         </w:rPr>
         <w:t xml:space="preserve"> ______________________________________________________________________________________________________________________________________________</w:t>
       </w:r>
@@ -4716,6 +4329,9 @@
         <w:pStyle w:val="123"/>
       </w:pPr>
       <w:r>
+        <w:rPr>
+          <w:noProof/>
+        </w:rPr>
         <w:drawing>
           <wp:inline distT="0" distB="0" distL="0" distR="0" wp14:anchorId="3E776B69" wp14:editId="0A44FF37">
             <wp:extent cx="1282535" cy="669896"/>
@@ -4734,7 +4350,7 @@
                     </pic:cNvPicPr>
                   </pic:nvPicPr>
                   <pic:blipFill>
-                    <a:blip r:embed="rId24">
+                    <a:blip r:embed="rId21">
                       <a:extLst>
                         <a:ext uri="{28A0092B-C50C-407E-A947-70E740481C1C}">
                           <a14:useLocalDpi xmlns:a14="http://schemas.microsoft.com/office/drawing/2010/main" val="0"/>
@@ -4867,7 +4483,6 @@
         <w:rPr>
           <w:rFonts w:ascii="Cambria Math" w:hAnsi="Cambria Math" w:cs="Cambria Math"/>
         </w:rPr>
-        <w:lastRenderedPageBreak/>
         <w:t>④</w:t>
       </w:r>
       <w:r>
@@ -4994,154 +4609,33 @@
         <w:pStyle w:val="1230"/>
         <w:ind w:left="588"/>
       </w:pPr>
-      <w:r>
-        <w:t>【答案】（</w:t>
-      </w:r>
-      <w:r>
-        <w:t>1</w:t>
-      </w:r>
-      <w:r>
-        <w:t>）</w:t>
-      </w:r>
-      <w:r>
-        <w:t>28.6</w:t>
-      </w:r>
-      <w:r>
-        <w:t>；（</w:t>
-      </w:r>
-      <w:r>
-        <w:t>2</w:t>
-      </w:r>
-      <w:r>
-        <w:t>）小明的方法：</w:t>
-      </w:r>
-      <w:r>
-        <w:t>11</w:t>
-      </w:r>
-      <w:r>
-        <w:t>；小；取出金属球时，金属球上沾有水，再往烧杯加水，测出烧杯和水的总质量偏大，即倒入水的体积偏大，测量的金属球的体积偏大，质量一定，由</w:t>
-      </w:r>
-      <w:r>
-        <w:t>ρ</w:t>
-      </w:r>
-      <w:r>
-        <w:drawing>
-          <wp:inline distT="0" distB="0" distL="0" distR="0" wp14:anchorId="3B91CEF2" wp14:editId="4A7CCAF9">
-            <wp:extent cx="255319" cy="243446"/>
-            <wp:effectExtent l="0" t="0" r="0" b="4445"/>
-            <wp:docPr id="1073309703" name="图片 46"/>
-            <wp:cNvGraphicFramePr>
-              <a:graphicFrameLocks xmlns:a="http://schemas.openxmlformats.org/drawingml/2006/main" noChangeAspect="1"/>
-            </wp:cNvGraphicFramePr>
-            <a:graphic xmlns:a="http://schemas.openxmlformats.org/drawingml/2006/main">
-              <a:graphicData uri="http://schemas.openxmlformats.org/drawingml/2006/picture">
-                <pic:pic xmlns:pic="http://schemas.openxmlformats.org/drawingml/2006/picture">
-                  <pic:nvPicPr>
-                    <pic:cNvPr id="0" name="Picture 138"/>
-                    <pic:cNvPicPr>
-                      <a:picLocks noChangeAspect="1" noChangeArrowheads="1"/>
-                    </pic:cNvPicPr>
-                  </pic:nvPicPr>
-                  <pic:blipFill>
-                    <a:blip r:embed="rId25">
-                      <a:extLst>
-                        <a:ext uri="{28A0092B-C50C-407E-A947-70E740481C1C}">
-                          <a14:useLocalDpi xmlns:a14="http://schemas.microsoft.com/office/drawing/2010/main" val="0"/>
-                        </a:ext>
-                      </a:extLst>
-                    </a:blip>
-                    <a:srcRect/>
-                    <a:stretch>
-                      <a:fillRect/>
-                    </a:stretch>
-                  </pic:blipFill>
-                  <pic:spPr bwMode="auto">
-                    <a:xfrm>
-                      <a:off x="0" y="0"/>
-                      <a:ext cx="304415" cy="290259"/>
-                    </a:xfrm>
-                    <a:prstGeom prst="rect">
-                      <a:avLst/>
-                    </a:prstGeom>
-                    <a:noFill/>
-                    <a:ln>
-                      <a:noFill/>
-                    </a:ln>
-                  </pic:spPr>
-                </pic:pic>
-              </a:graphicData>
-            </a:graphic>
-          </wp:inline>
-        </w:drawing>
-      </w:r>
-      <w:r>
-        <w:t>知，测得的金属球的密度偏小；小芳的方法：</w:t>
-      </w:r>
-      <w:r>
-        <w:rPr>
-          <w:rFonts w:ascii="Cambria Math" w:hAnsi="Cambria Math" w:cs="Cambria Math"/>
-        </w:rPr>
-        <w:t>③</w:t>
-      </w:r>
-      <w:r>
-        <w:t>；</w:t>
-      </w:r>
-      <w:r>
-        <w:drawing>
-          <wp:inline distT="0" distB="0" distL="0" distR="0" wp14:anchorId="63BCF51A" wp14:editId="08C21E00">
-            <wp:extent cx="350322" cy="227988"/>
-            <wp:effectExtent l="0" t="0" r="0" b="635"/>
-            <wp:docPr id="760558459" name="图片 45"/>
-            <wp:cNvGraphicFramePr>
-              <a:graphicFrameLocks xmlns:a="http://schemas.openxmlformats.org/drawingml/2006/main" noChangeAspect="1"/>
-            </wp:cNvGraphicFramePr>
-            <a:graphic xmlns:a="http://schemas.openxmlformats.org/drawingml/2006/main">
-              <a:graphicData uri="http://schemas.openxmlformats.org/drawingml/2006/picture">
-                <pic:pic xmlns:pic="http://schemas.openxmlformats.org/drawingml/2006/picture">
-                  <pic:nvPicPr>
-                    <pic:cNvPr id="0" name="Picture 139"/>
-                    <pic:cNvPicPr>
-                      <a:picLocks noChangeAspect="1" noChangeArrowheads="1"/>
-                    </pic:cNvPicPr>
-                  </pic:nvPicPr>
-                  <pic:blipFill>
-                    <a:blip r:embed="rId26">
-                      <a:extLst>
-                        <a:ext uri="{28A0092B-C50C-407E-A947-70E740481C1C}">
-                          <a14:useLocalDpi xmlns:a14="http://schemas.microsoft.com/office/drawing/2010/main" val="0"/>
-                        </a:ext>
-                      </a:extLst>
-                    </a:blip>
-                    <a:srcRect/>
-                    <a:stretch>
-                      <a:fillRect/>
-                    </a:stretch>
-                  </pic:blipFill>
-                  <pic:spPr bwMode="auto">
-                    <a:xfrm>
-                      <a:off x="0" y="0"/>
-                      <a:ext cx="381834" cy="248496"/>
-                    </a:xfrm>
-                    <a:prstGeom prst="rect">
-                      <a:avLst/>
-                    </a:prstGeom>
-                    <a:noFill/>
-                    <a:ln>
-                      <a:noFill/>
-                    </a:ln>
-                  </pic:spPr>
-                </pic:pic>
-              </a:graphicData>
-            </a:graphic>
-          </wp:inline>
-        </w:drawing>
-      </w:r>
-      <w:r>
-        <w:t>ρ</w:t>
-      </w:r>
-      <w:r>
-        <w:t>。</w:t>
-      </w:r>
+    </w:p>
+    <w:p>
+      <w:pPr>
+        <w:pStyle w:val="1230"/>
+        <w:ind w:left="588"/>
+      </w:pPr>
+    </w:p>
+    <w:p>
+      <w:pPr>
+        <w:pStyle w:val="1230"/>
+        <w:ind w:left="588"/>
+      </w:pPr>
+    </w:p>
+    <w:p>
+      <w:pPr>
+        <w:pStyle w:val="1230"/>
+        <w:ind w:left="588"/>
+      </w:pPr>
+    </w:p>
+    <w:p>
+      <w:pPr>
+        <w:pStyle w:val="1230"/>
+        <w:ind w:left="588"/>
+        <w:rPr>
+          <w:rFonts w:hint="eastAsia"/>
+        </w:rPr>
+      </w:pPr>
     </w:p>
     <w:p>
       <w:pPr>
@@ -5152,6 +4646,7 @@
         <w:rPr>
           <w:noProof/>
         </w:rPr>
+        <w:lastRenderedPageBreak/>
         <mc:AlternateContent>
           <mc:Choice Requires="wps">
             <w:drawing>
@@ -5407,6 +4902,9 @@
         <w:pStyle w:val="123"/>
       </w:pPr>
       <w:r>
+        <w:rPr>
+          <w:noProof/>
+        </w:rPr>
         <w:drawing>
           <wp:inline distT="0" distB="0" distL="0" distR="0" wp14:anchorId="6313C275" wp14:editId="75983408">
             <wp:extent cx="2018805" cy="1135243"/>
@@ -5425,7 +4923,7 @@
                     </pic:cNvPicPr>
                   </pic:nvPicPr>
                   <pic:blipFill>
-                    <a:blip r:embed="rId27">
+                    <a:blip r:embed="rId22">
                       <a:extLst>
                         <a:ext uri="{28A0092B-C50C-407E-A947-70E740481C1C}">
                           <a14:useLocalDpi xmlns:a14="http://schemas.microsoft.com/office/drawing/2010/main" val="0"/>
@@ -5537,124 +5035,11 @@
         <w:pStyle w:val="1230"/>
         <w:ind w:left="588"/>
       </w:pPr>
-      <w:r>
-        <w:t>【答案】（</w:t>
-      </w:r>
-      <w:r>
-        <w:t>1</w:t>
-      </w:r>
-      <w:r>
-        <w:t>）</w:t>
-      </w:r>
-      <w:r>
-        <w:rPr>
-          <w:rFonts w:ascii="Cambria Math" w:hAnsi="Cambria Math" w:cs="Cambria Math"/>
-        </w:rPr>
-        <w:t>③</w:t>
-      </w:r>
-      <w:r>
-        <w:t>往大水槽中加入适量的水，使装有项链的小桶漂浮在水槽的水面上，并记下水面在小桶上的位置；</w:t>
-      </w:r>
-    </w:p>
-    <w:p>
-      <w:pPr>
-        <w:pStyle w:val="1230"/>
-        <w:ind w:left="588"/>
-      </w:pPr>
-      <w:r>
-        <w:rPr>
-          <w:rFonts w:ascii="Cambria Math" w:hAnsi="Cambria Math" w:cs="Cambria Math"/>
-        </w:rPr>
-        <w:t>④</w:t>
-      </w:r>
-      <w:r>
-        <w:t>取出项链，往小桶中加水使桶外水面到达所记位置，用量筒测出桶中水的体积</w:t>
-      </w:r>
-      <w:r>
-        <w:t>V</w:t>
-      </w:r>
-      <w:r>
-        <w:rPr>
-          <w:vertAlign w:val="subscript"/>
-        </w:rPr>
-        <w:t>3</w:t>
-      </w:r>
-      <w:r>
-        <w:t>；</w:t>
-      </w:r>
-    </w:p>
-    <w:p>
-      <w:pPr>
-        <w:pStyle w:val="1230"/>
-        <w:ind w:left="588"/>
-      </w:pPr>
-      <w:r>
-        <w:t>（</w:t>
-      </w:r>
-      <w:r>
-        <w:t>2</w:t>
-      </w:r>
-      <w:r>
-        <w:t>）</w:t>
-      </w:r>
-      <w:r>
-        <w:drawing>
-          <wp:inline distT="0" distB="0" distL="0" distR="0" wp14:anchorId="16BD6A06" wp14:editId="7CA61570">
-            <wp:extent cx="429249" cy="308758"/>
-            <wp:effectExtent l="0" t="0" r="9525" b="0"/>
-            <wp:docPr id="1670279044" name="图片 42"/>
-            <wp:cNvGraphicFramePr>
-              <a:graphicFrameLocks xmlns:a="http://schemas.openxmlformats.org/drawingml/2006/main" noChangeAspect="1"/>
-            </wp:cNvGraphicFramePr>
-            <a:graphic xmlns:a="http://schemas.openxmlformats.org/drawingml/2006/main">
-              <a:graphicData uri="http://schemas.openxmlformats.org/drawingml/2006/picture">
-                <pic:pic xmlns:pic="http://schemas.openxmlformats.org/drawingml/2006/picture">
-                  <pic:nvPicPr>
-                    <pic:cNvPr id="0" name="Picture 142"/>
-                    <pic:cNvPicPr>
-                      <a:picLocks noChangeAspect="1" noChangeArrowheads="1"/>
-                    </pic:cNvPicPr>
-                  </pic:nvPicPr>
-                  <pic:blipFill>
-                    <a:blip r:embed="rId28">
-                      <a:extLst>
-                        <a:ext uri="{28A0092B-C50C-407E-A947-70E740481C1C}">
-                          <a14:useLocalDpi xmlns:a14="http://schemas.microsoft.com/office/drawing/2010/main" val="0"/>
-                        </a:ext>
-                      </a:extLst>
-                    </a:blip>
-                    <a:srcRect/>
-                    <a:stretch>
-                      <a:fillRect/>
-                    </a:stretch>
-                  </pic:blipFill>
-                  <pic:spPr bwMode="auto">
-                    <a:xfrm>
-                      <a:off x="0" y="0"/>
-                      <a:ext cx="431704" cy="310524"/>
-                    </a:xfrm>
-                    <a:prstGeom prst="rect">
-                      <a:avLst/>
-                    </a:prstGeom>
-                    <a:noFill/>
-                    <a:ln>
-                      <a:noFill/>
-                    </a:ln>
-                  </pic:spPr>
-                </pic:pic>
-              </a:graphicData>
-            </a:graphic>
-          </wp:inline>
-        </w:drawing>
-      </w:r>
-      <w:r>
-        <w:t>。</w:t>
-      </w:r>
     </w:p>
     <w:p>
       <w:pPr>
         <w:pStyle w:val="af0"/>
-        <w:ind w:left="672" w:hanging="672"/>
+        <w:ind w:left="0" w:firstLineChars="0" w:firstLine="0"/>
       </w:pPr>
       <w:r>
         <w:rPr>
@@ -5719,14 +5104,7 @@
                                 <w:rFonts w:ascii="黑体" w:eastAsia="黑体" w:hAnsi="黑体" w:hint="eastAsia"/>
                                 <w:szCs w:val="21"/>
                               </w:rPr>
-                              <w:t>练</w:t>
-                            </w:r>
-                            <w:r>
-                              <w:rPr>
-                                <w:rFonts w:ascii="黑体" w:eastAsia="黑体" w:hAnsi="黑体" w:hint="eastAsia"/>
-                                <w:szCs w:val="21"/>
-                              </w:rPr>
-                              <w:t>9</w:t>
+                              <w:t>练9</w:t>
                             </w:r>
                           </w:p>
                           <w:p>
@@ -5779,14 +5157,7 @@
                           <w:rFonts w:ascii="黑体" w:eastAsia="黑体" w:hAnsi="黑体" w:hint="eastAsia"/>
                           <w:szCs w:val="21"/>
                         </w:rPr>
-                        <w:t>练</w:t>
-                      </w:r>
-                      <w:r>
-                        <w:rPr>
-                          <w:rFonts w:ascii="黑体" w:eastAsia="黑体" w:hAnsi="黑体" w:hint="eastAsia"/>
-                          <w:szCs w:val="21"/>
-                        </w:rPr>
-                        <w:t>9</w:t>
+                        <w:t>练9</w:t>
                       </w:r>
                     </w:p>
                     <w:p>
@@ -5864,7 +5235,9 @@
         <w:pStyle w:val="123"/>
       </w:pPr>
       <w:r>
-        <w:lastRenderedPageBreak/>
+        <w:rPr>
+          <w:noProof/>
+        </w:rPr>
         <w:drawing>
           <wp:inline distT="0" distB="0" distL="0" distR="0" wp14:anchorId="0A8AD805" wp14:editId="36C87AD3">
             <wp:extent cx="2885703" cy="1784694"/>
@@ -5883,7 +5256,7 @@
                     </pic:cNvPicPr>
                   </pic:nvPicPr>
                   <pic:blipFill>
-                    <a:blip r:embed="rId29">
+                    <a:blip r:embed="rId23">
                       <a:extLst>
                         <a:ext uri="{28A0092B-C50C-407E-A947-70E740481C1C}">
                           <a14:useLocalDpi xmlns:a14="http://schemas.microsoft.com/office/drawing/2010/main" val="0"/>
@@ -5923,48 +5296,18 @@
         <w:pStyle w:val="1230"/>
         <w:ind w:left="588"/>
       </w:pPr>
-      <w:r>
-        <w:t>【答案】选取器材：天平、刻度尺，</w:t>
-      </w:r>
     </w:p>
     <w:p>
       <w:pPr>
         <w:pStyle w:val="1230"/>
         <w:ind w:left="588"/>
       </w:pPr>
-      <w:r>
-        <w:t>步骤：</w:t>
-      </w:r>
-      <w:r>
-        <w:t>1</w:t>
-      </w:r>
-      <w:r>
-        <w:t>、天平测量立方体的质量为</w:t>
-      </w:r>
-      <w:r>
-        <w:t>m</w:t>
-      </w:r>
-      <w:r>
-        <w:t>，</w:t>
-      </w:r>
     </w:p>
     <w:p>
       <w:pPr>
         <w:pStyle w:val="1230"/>
         <w:ind w:left="588"/>
       </w:pPr>
-      <w:r>
-        <w:t>2</w:t>
-      </w:r>
-      <w:r>
-        <w:t>、刻度尺测量立方体的边长</w:t>
-      </w:r>
-      <w:r>
-        <w:t>a</w:t>
-      </w:r>
-      <w:r>
-        <w:t>，</w:t>
-      </w:r>
     </w:p>
     <w:p>
       <w:pPr>
@@ -5974,68 +5317,6 @@
           <w:rFonts w:hint="eastAsia"/>
         </w:rPr>
       </w:pPr>
-      <w:r>
-        <w:t>3</w:t>
-      </w:r>
-      <w:r>
-        <w:t>、立方体的密度：</w:t>
-      </w:r>
-      <w:r>
-        <w:t>ρ</w:t>
-      </w:r>
-      <w:r>
-        <w:drawing>
-          <wp:inline distT="0" distB="0" distL="0" distR="0" wp14:anchorId="5E93ED66" wp14:editId="6C075152">
-            <wp:extent cx="714375" cy="390525"/>
-            <wp:effectExtent l="0" t="0" r="9525" b="9525"/>
-            <wp:docPr id="1760902383" name="图片 39"/>
-            <wp:cNvGraphicFramePr>
-              <a:graphicFrameLocks xmlns:a="http://schemas.openxmlformats.org/drawingml/2006/main" noChangeAspect="1"/>
-            </wp:cNvGraphicFramePr>
-            <a:graphic xmlns:a="http://schemas.openxmlformats.org/drawingml/2006/main">
-              <a:graphicData uri="http://schemas.openxmlformats.org/drawingml/2006/picture">
-                <pic:pic xmlns:pic="http://schemas.openxmlformats.org/drawingml/2006/picture">
-                  <pic:nvPicPr>
-                    <pic:cNvPr id="0" name="Picture 145"/>
-                    <pic:cNvPicPr>
-                      <a:picLocks noChangeAspect="1" noChangeArrowheads="1"/>
-                    </pic:cNvPicPr>
-                  </pic:nvPicPr>
-                  <pic:blipFill>
-                    <a:blip r:embed="rId30">
-                      <a:extLst>
-                        <a:ext uri="{28A0092B-C50C-407E-A947-70E740481C1C}">
-                          <a14:useLocalDpi xmlns:a14="http://schemas.microsoft.com/office/drawing/2010/main" val="0"/>
-                        </a:ext>
-                      </a:extLst>
-                    </a:blip>
-                    <a:srcRect/>
-                    <a:stretch>
-                      <a:fillRect/>
-                    </a:stretch>
-                  </pic:blipFill>
-                  <pic:spPr bwMode="auto">
-                    <a:xfrm>
-                      <a:off x="0" y="0"/>
-                      <a:ext cx="714375" cy="390525"/>
-                    </a:xfrm>
-                    <a:prstGeom prst="rect">
-                      <a:avLst/>
-                    </a:prstGeom>
-                    <a:noFill/>
-                    <a:ln>
-                      <a:noFill/>
-                    </a:ln>
-                  </pic:spPr>
-                </pic:pic>
-              </a:graphicData>
-            </a:graphic>
-          </wp:inline>
-        </w:drawing>
-      </w:r>
-      <w:r>
-        <w:t>。</w:t>
-      </w:r>
     </w:p>
     <w:p>
       <w:pPr>
@@ -6046,6 +5327,7 @@
         <w:rPr>
           <w:noProof/>
         </w:rPr>
+        <w:lastRenderedPageBreak/>
         <mc:AlternateContent>
           <mc:Choice Requires="wps">
             <w:drawing>
@@ -6336,6 +5618,9 @@
         <w:pStyle w:val="123"/>
       </w:pPr>
       <w:r>
+        <w:rPr>
+          <w:noProof/>
+        </w:rPr>
         <w:drawing>
           <wp:inline distT="0" distB="0" distL="0" distR="0" wp14:anchorId="7B991AE7" wp14:editId="51D54989">
             <wp:extent cx="4156363" cy="1163500"/>
@@ -6354,7 +5639,7 @@
                     </pic:cNvPicPr>
                   </pic:nvPicPr>
                   <pic:blipFill>
-                    <a:blip r:embed="rId31">
+                    <a:blip r:embed="rId24">
                       <a:extLst>
                         <a:ext uri="{28A0092B-C50C-407E-A947-70E740481C1C}">
                           <a14:useLocalDpi xmlns:a14="http://schemas.microsoft.com/office/drawing/2010/main" val="0"/>
@@ -6394,175 +5679,21 @@
         <w:pStyle w:val="1230"/>
         <w:ind w:left="588"/>
       </w:pPr>
-      <w:r>
-        <w:t>【答案】（</w:t>
-      </w:r>
-      <w:r>
-        <w:t>1</w:t>
-      </w:r>
-      <w:r>
-        <w:t>）验证小明的电子秤也能测准其他体积的水及密度不等于水的液体的体积；</w:t>
-      </w:r>
-    </w:p>
-    <w:p>
-      <w:pPr>
-        <w:pStyle w:val="1230"/>
-        <w:ind w:left="588"/>
-      </w:pPr>
-      <w:r>
-        <w:t>（</w:t>
-      </w:r>
-      <w:r>
-        <w:t>2</w:t>
-      </w:r>
-      <w:r>
-        <w:t>）实验步骤：</w:t>
-      </w:r>
-      <w:r>
-        <w:rPr>
-          <w:rFonts w:ascii="Cambria Math" w:hAnsi="Cambria Math" w:cs="Cambria Math"/>
-        </w:rPr>
-        <w:t>①</w:t>
-      </w:r>
-      <w:r>
-        <w:t>把空容器放在电子秤上，按清零键，往容器中倒入质量不等于</w:t>
-      </w:r>
-      <w:r>
-        <w:t>50g</w:t>
-      </w:r>
-      <w:r>
-        <w:t>的适量的水，按</w:t>
-      </w:r>
-      <w:r>
-        <w:t>“</w:t>
-      </w:r>
-      <w:r>
-        <w:t>单位</w:t>
-      </w:r>
-      <w:r>
-        <w:t>”</w:t>
-      </w:r>
-      <w:r>
-        <w:t>键，记下水的体积示数</w:t>
-      </w:r>
-      <w:r>
-        <w:t>V</w:t>
-      </w:r>
-      <w:r>
-        <w:rPr>
-          <w:vertAlign w:val="subscript"/>
-        </w:rPr>
-        <w:t>1</w:t>
-      </w:r>
-      <w:r>
-        <w:t>，再把容器内的水倒入量筒中，读出它的体积为</w:t>
-      </w:r>
-      <w:r>
-        <w:t>V</w:t>
-      </w:r>
-      <w:r>
-        <w:rPr>
-          <w:vertAlign w:val="subscript"/>
-        </w:rPr>
-        <w:t>2</w:t>
-      </w:r>
-      <w:r>
-        <w:t>；</w:t>
-      </w:r>
-    </w:p>
-    <w:p>
-      <w:pPr>
-        <w:pStyle w:val="1230"/>
-        <w:ind w:left="588"/>
-      </w:pPr>
-      <w:r>
-        <w:rPr>
-          <w:rFonts w:ascii="Cambria Math" w:hAnsi="Cambria Math" w:cs="Cambria Math"/>
-        </w:rPr>
-        <w:t>②</w:t>
-      </w:r>
-      <w:r>
-        <w:t>把水换为某液体，重复步骤</w:t>
-      </w:r>
-      <w:r>
-        <w:rPr>
-          <w:rFonts w:ascii="Cambria Math" w:hAnsi="Cambria Math" w:cs="Cambria Math"/>
-        </w:rPr>
-        <w:t>①</w:t>
-      </w:r>
-      <w:r>
-        <w:t>；</w:t>
-      </w:r>
-    </w:p>
-    <w:p>
-      <w:pPr>
-        <w:pStyle w:val="1230"/>
-        <w:ind w:left="588"/>
-      </w:pPr>
-      <w:r>
-        <w:rPr>
-          <w:rFonts w:ascii="Cambria Math" w:hAnsi="Cambria Math" w:cs="Cambria Math"/>
-        </w:rPr>
-        <w:t>③</w:t>
-      </w:r>
-      <w:r>
-        <w:t>换不同体积的水，和不同种液体重复步骤</w:t>
-      </w:r>
-      <w:r>
-        <w:rPr>
-          <w:rFonts w:ascii="Cambria Math" w:hAnsi="Cambria Math" w:cs="Cambria Math"/>
-        </w:rPr>
-        <w:t>①</w:t>
-      </w:r>
-      <w:r>
-        <w:t>，多做几实验。</w:t>
-      </w:r>
-    </w:p>
-    <w:p>
-      <w:pPr>
-        <w:pStyle w:val="1230"/>
-        <w:ind w:left="588"/>
-      </w:pPr>
-      <w:r>
-        <w:lastRenderedPageBreak/>
-        <w:t>判断依据：若</w:t>
-      </w:r>
-      <w:r>
-        <w:t>V</w:t>
-      </w:r>
-      <w:r>
-        <w:rPr>
-          <w:vertAlign w:val="subscript"/>
-        </w:rPr>
-        <w:t>1</w:t>
-      </w:r>
-      <w:r>
-        <w:t>都等于</w:t>
-      </w:r>
-      <w:r>
-        <w:t>V</w:t>
-      </w:r>
-      <w:r>
-        <w:rPr>
-          <w:vertAlign w:val="subscript"/>
-        </w:rPr>
-        <w:t>2</w:t>
-      </w:r>
-      <w:r>
-        <w:t>，则小明猜想正确；否则小明猜想不正确。</w:t>
-      </w:r>
     </w:p>
     <w:p>
       <w:pPr>
         <w:pStyle w:val="af0"/>
-        <w:ind w:left="672" w:hanging="672"/>
+        <w:ind w:left="319" w:hangingChars="152" w:hanging="319"/>
+        <w:rPr>
+          <w:rFonts w:hint="eastAsia"/>
+        </w:rPr>
       </w:pPr>
     </w:p>
     <w:sectPr>
-      <w:headerReference w:type="even" r:id="rId32"/>
-      <w:headerReference w:type="default" r:id="rId33"/>
-      <w:footerReference w:type="even" r:id="rId34"/>
-      <w:footerReference w:type="default" r:id="rId35"/>
+      <w:headerReference w:type="even" r:id="rId25"/>
+      <w:headerReference w:type="default" r:id="rId26"/>
+      <w:footerReference w:type="even" r:id="rId27"/>
+      <w:footerReference w:type="default" r:id="rId28"/>
       <w:pgSz w:w="10319" w:h="14515"/>
       <w:pgMar w:top="1134" w:right="1021" w:bottom="851" w:left="1021" w:header="737" w:footer="567" w:gutter="0"/>
       <w:pgNumType w:start="1"/>
@@ -7262,6 +6393,7 @@
   <w:style w:type="character" w:default="1" w:styleId="a0">
     <w:name w:val="Default Paragraph Font"/>
     <w:uiPriority w:val="1"/>
+    <w:semiHidden/>
     <w:unhideWhenUsed/>
   </w:style>
   <w:style w:type="table" w:default="1" w:styleId="a1">
